--- a/[1]Books/Unknown.docx
+++ b/[1]Books/Unknown.docx
@@ -447,7 +447,15 @@
           <w:szCs w:val="24"/>
           <w:highlight w:val="none"/>
         </w:rPr>
-        <w:t xml:space="preserve">-Good day, Mr Critton! It’s time to get to know each other a little better.</w:t>
+        <w:t xml:space="preserve">-Good day, Mr Critton! It’s time to get to know each other a little better, wouldn’t you say!?</w:t>
+      </w:r>
+      <w:r>
+        <w:rPr>
+          <w:rFonts w:ascii="Calibri" w:hAnsi="Calibri" w:eastAsia="Calibri" w:cs="Calibri"/>
+          <w:sz w:val="24"/>
+          <w:szCs w:val="24"/>
+          <w:highlight w:val="none"/>
+        </w:rPr>
       </w:r>
       <w:r>
         <w:rPr>
@@ -562,7 +570,7 @@
           <w:szCs w:val="24"/>
           <w:highlight w:val="none"/>
         </w:rPr>
-        <w:t xml:space="preserve">u sent me there to do more than just to observe it. And you surely do not look like an unfortunate freelancer of whomever payed me. You are part of the whole operation here.</w:t>
+        <w:t xml:space="preserve">u sent me there to do more than just to observe it. And you surely do not look like an unfortunate freelancer that is in debt to whomever payed me. You are part of this whole operation here, aren’t you!?</w:t>
       </w:r>
       <w:r>
         <w:rPr>
@@ -600,7 +608,7 @@
           <w:szCs w:val="24"/>
           <w:highlight w:val="none"/>
         </w:rPr>
-        <w:t xml:space="preserve">-That is a very keen sense of observation. That is why I was right to involve you. You see, Mr Critton, we are a very private organization. We do not know our higher-ups or peers identities</w:t>
+        <w:t xml:space="preserve">-That is a very keen sense of observation. That is why I was right to involve you. You see, Mr Critton, we are a very private organization.</w:t>
       </w:r>
       <w:r>
         <w:rPr>
@@ -609,7 +617,99 @@
           <w:szCs w:val="24"/>
           <w:highlight w:val="none"/>
         </w:rPr>
-        <w:t xml:space="preserve">. This is how we protect our scope of shielding the survival of our race. If any of us gets compromised, the rest will be safe. You will never know the names of those that came before you.</w:t>
+      </w:r>
+    </w:p>
+    <w:p>
+      <w:pPr>
+        <w:pBdr/>
+        <w:spacing/>
+        <w:ind/>
+        <w:rPr>
+          <w:rFonts w:ascii="Calibri" w:hAnsi="Calibri" w:eastAsia="Calibri" w:cs="Calibri"/>
+          <w:sz w:val="24"/>
+          <w:szCs w:val="24"/>
+          <w:highlight w:val="none"/>
+        </w:rPr>
+      </w:pPr>
+      <w:r>
+        <w:rPr>
+          <w:rFonts w:ascii="Calibri" w:hAnsi="Calibri" w:eastAsia="Calibri" w:cs="Calibri"/>
+          <w:sz w:val="24"/>
+          <w:szCs w:val="24"/>
+          <w:highlight w:val="none"/>
+        </w:rPr>
+        <w:t xml:space="preserve">-You seem to know everything there is to know about me. So, who are you?</w:t>
+      </w:r>
+      <w:r>
+        <w:rPr>
+          <w:rFonts w:ascii="Calibri" w:hAnsi="Calibri" w:eastAsia="Calibri" w:cs="Calibri"/>
+          <w:sz w:val="24"/>
+          <w:szCs w:val="24"/>
+          <w:highlight w:val="none"/>
+        </w:rPr>
+      </w:r>
+    </w:p>
+    <w:p>
+      <w:pPr>
+        <w:pBdr/>
+        <w:spacing/>
+        <w:ind/>
+        <w:rPr>
+          <w:rFonts w:ascii="Calibri" w:hAnsi="Calibri" w:eastAsia="Calibri" w:cs="Calibri"/>
+          <w:sz w:val="24"/>
+          <w:szCs w:val="24"/>
+          <w:highlight w:val="none"/>
+        </w:rPr>
+      </w:pPr>
+      <w:r>
+        <w:rPr>
+          <w:rFonts w:ascii="Calibri" w:hAnsi="Calibri" w:eastAsia="Calibri" w:cs="Calibri"/>
+          <w:sz w:val="24"/>
+          <w:szCs w:val="24"/>
+          <w:highlight w:val="none"/>
+        </w:rPr>
+        <w:t xml:space="preserve">-Our code of conduct is to not know the identities of our senior members</w:t>
+      </w:r>
+      <w:r>
+        <w:rPr>
+          <w:rFonts w:ascii="Calibri" w:hAnsi="Calibri" w:eastAsia="Calibri" w:cs="Calibri"/>
+          <w:sz w:val="24"/>
+          <w:szCs w:val="24"/>
+          <w:highlight w:val="none"/>
+        </w:rPr>
+        <w:t xml:space="preserve">. This is how we protect our mission of shielding humanity’s survival. If any of us ever gets compromised, the rest shall be safe. Despite your investigative nature, I suggest you never try to learn the names of those that came before you. This is for your protection and ours.</w:t>
+      </w:r>
+      <w:r>
+        <w:rPr>
+          <w:rFonts w:ascii="Calibri" w:hAnsi="Calibri" w:eastAsia="Calibri" w:cs="Calibri"/>
+          <w:sz w:val="24"/>
+          <w:szCs w:val="24"/>
+          <w:highlight w:val="none"/>
+        </w:rPr>
+        <w:t xml:space="preserve"> You shall always be closely watched.</w:t>
+      </w:r>
+      <w:r/>
+    </w:p>
+    <w:p>
+      <w:pPr>
+        <w:pBdr/>
+        <w:spacing/>
+        <w:ind/>
+        <w:rPr>
+          <w:rFonts w:ascii="Calibri" w:hAnsi="Calibri" w:eastAsia="Calibri" w:cs="Calibri"/>
+          <w:sz w:val="24"/>
+          <w:szCs w:val="24"/>
+          <w:highlight w:val="none"/>
+        </w:rPr>
+      </w:pPr>
+      <w:r>
+        <w:rPr>
+          <w:rFonts w:ascii="Calibri" w:hAnsi="Calibri" w:eastAsia="Calibri" w:cs="Calibri"/>
+          <w:sz w:val="24"/>
+          <w:szCs w:val="24"/>
+          <w:highlight w:val="none"/>
+        </w:rPr>
+        <w:t xml:space="preserve">-So how does the Institute fit in all of this?</w:t>
       </w:r>
       <w:r>
         <w:rPr>
@@ -647,44 +747,6 @@
           <w:szCs w:val="24"/>
           <w:highlight w:val="none"/>
         </w:rPr>
-        <w:t xml:space="preserve">-So how is the Institute fit in all of this?</w:t>
-      </w:r>
-      <w:r>
-        <w:rPr>
-          <w:rFonts w:ascii="Calibri" w:hAnsi="Calibri" w:eastAsia="Calibri" w:cs="Calibri"/>
-          <w:sz w:val="24"/>
-          <w:szCs w:val="24"/>
-          <w:highlight w:val="none"/>
-        </w:rPr>
-      </w:r>
-      <w:r>
-        <w:rPr>
-          <w:rFonts w:ascii="Calibri" w:hAnsi="Calibri" w:eastAsia="Calibri" w:cs="Calibri"/>
-          <w:sz w:val="24"/>
-          <w:szCs w:val="24"/>
-          <w:highlight w:val="none"/>
-        </w:rPr>
-      </w:r>
-    </w:p>
-    <w:p>
-      <w:pPr>
-        <w:pBdr/>
-        <w:spacing/>
-        <w:ind/>
-        <w:rPr>
-          <w:rFonts w:ascii="Calibri" w:hAnsi="Calibri" w:eastAsia="Calibri" w:cs="Calibri"/>
-          <w:sz w:val="24"/>
-          <w:szCs w:val="24"/>
-          <w:highlight w:val="none"/>
-        </w:rPr>
-      </w:pPr>
-      <w:r>
-        <w:rPr>
-          <w:rFonts w:ascii="Calibri" w:hAnsi="Calibri" w:eastAsia="Calibri" w:cs="Calibri"/>
-          <w:sz w:val="24"/>
-          <w:szCs w:val="24"/>
-          <w:highlight w:val="none"/>
-        </w:rPr>
         <w:t xml:space="preserve">-The Institute is circumstantial. Do not get us wrong, we bare no hate for them. S</w:t>
       </w:r>
       <w:r>
@@ -694,7 +756,7 @@
           <w:szCs w:val="24"/>
           <w:highlight w:val="none"/>
         </w:rPr>
-        <w:t xml:space="preserve">ome of the most talented minds in the Empire do amazing work there, for a better future of humanity. Unfortunately, this thirst for knowledge has attracted an unwanted attention</w:t>
+        <w:t xml:space="preserve">ome of the most talented minds of the Empire contribute to the benefit and enhancement of our way of life. Unfortunately, this thirst for knowledge has attracted an unwanted attention</w:t>
       </w:r>
       <w:r>
         <w:rPr>
@@ -703,7 +765,26 @@
           <w:szCs w:val="24"/>
           <w:highlight w:val="none"/>
         </w:rPr>
-        <w:t xml:space="preserve">. One, that we are afraid, that we are not ready yet to confront.</w:t>
+        <w:t xml:space="preserve">. One, that we are afraid we are not </w:t>
+      </w:r>
+      <w:r>
+        <w:rPr>
+          <w:rFonts w:ascii="Calibri" w:hAnsi="Calibri" w:eastAsia="Calibri" w:cs="Calibri"/>
+          <w:sz w:val="24"/>
+          <w:szCs w:val="24"/>
+          <w:highlight w:val="none"/>
+        </w:rPr>
+        <w:t xml:space="preserve">yet </w:t>
+      </w:r>
+      <w:r/>
+      <w:r>
+        <w:rPr>
+          <w:rFonts w:ascii="Calibri" w:hAnsi="Calibri" w:eastAsia="Calibri" w:cs="Calibri"/>
+          <w:sz w:val="24"/>
+          <w:szCs w:val="24"/>
+          <w:highlight w:val="none"/>
+        </w:rPr>
+        <w:t xml:space="preserve">ready to confront.</w:t>
       </w:r>
       <w:r>
         <w:rPr>
@@ -798,19 +879,6 @@
           <w:highlight w:val="none"/>
         </w:rPr>
       </w:r>
-    </w:p>
-    <w:p>
-      <w:pPr>
-        <w:pBdr/>
-        <w:spacing/>
-        <w:ind/>
-        <w:rPr>
-          <w:rFonts w:ascii="Calibri" w:hAnsi="Calibri" w:eastAsia="Calibri" w:cs="Calibri"/>
-          <w:sz w:val="24"/>
-          <w:szCs w:val="24"/>
-          <w:highlight w:val="none"/>
-        </w:rPr>
-      </w:pPr>
       <w:r>
         <w:rPr>
           <w:rFonts w:ascii="Calibri" w:hAnsi="Calibri" w:eastAsia="Calibri" w:cs="Calibri"/>
@@ -818,7 +886,28 @@
           <w:szCs w:val="24"/>
           <w:highlight w:val="none"/>
         </w:rPr>
-        <w:t xml:space="preserve">-You made me the carrier! But why wasn’t it detected at any of the checkpoints?</w:t>
+      </w:r>
+    </w:p>
+    <w:p>
+      <w:pPr>
+        <w:pBdr/>
+        <w:spacing/>
+        <w:ind/>
+        <w:rPr>
+          <w:rFonts w:ascii="Calibri" w:hAnsi="Calibri" w:eastAsia="Calibri" w:cs="Calibri"/>
+          <w:sz w:val="24"/>
+          <w:szCs w:val="24"/>
+          <w:highlight w:val="none"/>
+        </w:rPr>
+      </w:pPr>
+      <w:r>
+        <w:rPr>
+          <w:rFonts w:ascii="Calibri" w:hAnsi="Calibri" w:eastAsia="Calibri" w:cs="Calibri"/>
+          <w:sz w:val="24"/>
+          <w:szCs w:val="24"/>
+          <w:highlight w:val="none"/>
+        </w:rPr>
+        <w:t xml:space="preserve">-You made me into a carrier! But why wasn’t it detected at any of the checkpoints?</w:t>
       </w:r>
       <w:r>
         <w:rPr>
@@ -856,7 +945,15 @@
           <w:szCs w:val="24"/>
           <w:highlight w:val="none"/>
         </w:rPr>
-        <w:t xml:space="preserve">-We are privileged with technology that surpasses the Institute’s means.</w:t>
+        <w:t xml:space="preserve">-We are privileged with technology that far surpasses the Institute’s means.</w:t>
+      </w:r>
+      <w:r>
+        <w:rPr>
+          <w:rFonts w:ascii="Calibri" w:hAnsi="Calibri" w:eastAsia="Calibri" w:cs="Calibri"/>
+          <w:sz w:val="24"/>
+          <w:szCs w:val="24"/>
+          <w:highlight w:val="none"/>
+        </w:rPr>
       </w:r>
       <w:r>
         <w:rPr>
@@ -886,7 +983,15 @@
           <w:szCs w:val="24"/>
           <w:highlight w:val="none"/>
         </w:rPr>
-        <w:t xml:space="preserve">-This makes no sense. You were betting that I would succeed getting near the station. But I could have failed tremendously. This plan would have been doomed from the start. Unless.. I wasn’t the only factor.</w:t>
+        <w:t xml:space="preserve">-This makes no sense. You were betting that I would succeed getting near the station. But I could have failed tremendously. This plan could have been doomed right from the start. Unless.. I wasn’t the only factor.</w:t>
+      </w:r>
+      <w:r>
+        <w:rPr>
+          <w:rFonts w:ascii="Calibri" w:hAnsi="Calibri" w:eastAsia="Calibri" w:cs="Calibri"/>
+          <w:sz w:val="24"/>
+          <w:szCs w:val="24"/>
+          <w:highlight w:val="none"/>
+        </w:rPr>
       </w:r>
       <w:r>
         <w:rPr>
@@ -916,7 +1021,7 @@
           <w:szCs w:val="24"/>
           <w:highlight w:val="none"/>
         </w:rPr>
-        <w:t xml:space="preserve">-Right again, Mr Critton! We had various operatives in place, but I opted for a wildcard such as yourself. In case our plan failed, I wanted someone to think out of the box. It wasn’t you specifically that triggered the chain reaction, but it did give us a vantage </w:t>
+        <w:t xml:space="preserve">-Right ag</w:t>
       </w:r>
       <w:r>
         <w:rPr>
@@ -925,7 +1030,24 @@
           <w:szCs w:val="24"/>
           <w:highlight w:val="none"/>
         </w:rPr>
-        <w:t xml:space="preserve">point to triangulate a stronger signal for the virus to upload and perform its task.</w:t>
+        <w:t xml:space="preserve">ain, Mr Critton! We had various operatives in place, but I opted for a wildcard such as yourself. In case our plan fumbled, I wanted someone to think out of the box. It wasn’t you specifically that triggered the chain reaction, but it did give us a vantage </w:t>
+      </w:r>
+      <w:r>
+        <w:rPr>
+          <w:rFonts w:ascii="Calibri" w:hAnsi="Calibri" w:eastAsia="Calibri" w:cs="Calibri"/>
+          <w:sz w:val="24"/>
+          <w:szCs w:val="24"/>
+          <w:highlight w:val="none"/>
+        </w:rPr>
+        <w:t xml:space="preserve">point to triangulate a stronger signal for the virus to corrupt their core systems.</w:t>
+      </w:r>
+      <w:r>
+        <w:rPr>
+          <w:rFonts w:ascii="Calibri" w:hAnsi="Calibri" w:eastAsia="Calibri" w:cs="Calibri"/>
+          <w:sz w:val="24"/>
+          <w:szCs w:val="24"/>
+          <w:highlight w:val="none"/>
+        </w:rPr>
       </w:r>
       <w:r>
         <w:rPr>
@@ -955,7 +1077,15 @@
           <w:szCs w:val="24"/>
           <w:highlight w:val="none"/>
         </w:rPr>
-        <w:t xml:space="preserve">-Are you insane? You know how many people died because of this?</w:t>
+        <w:t xml:space="preserve">-You are insane! You know how many people died because of this?</w:t>
+      </w:r>
+      <w:r>
+        <w:rPr>
+          <w:rFonts w:ascii="Calibri" w:hAnsi="Calibri" w:eastAsia="Calibri" w:cs="Calibri"/>
+          <w:sz w:val="24"/>
+          <w:szCs w:val="24"/>
+          <w:highlight w:val="none"/>
+        </w:rPr>
       </w:r>
       <w:r>
         <w:rPr>
@@ -985,7 +1115,15 @@
           <w:szCs w:val="24"/>
           <w:highlight w:val="none"/>
         </w:rPr>
-        <w:t xml:space="preserve">-Way less than of that portal would have stayed open!</w:t>
+        <w:t xml:space="preserve">-Far less than if that portal would have stayed active for too long!</w:t>
+      </w:r>
+      <w:r>
+        <w:rPr>
+          <w:rFonts w:ascii="Calibri" w:hAnsi="Calibri" w:eastAsia="Calibri" w:cs="Calibri"/>
+          <w:sz w:val="24"/>
+          <w:szCs w:val="24"/>
+          <w:highlight w:val="none"/>
+        </w:rPr>
       </w:r>
       <w:r>
         <w:rPr>
@@ -1015,7 +1153,7 @@
           <w:szCs w:val="24"/>
           <w:highlight w:val="none"/>
         </w:rPr>
-        <w:t xml:space="preserve">-It was just a test run. From what I understand, it would have made interstellar travel </w:t>
+        <w:t xml:space="preserve">-It was just a test run. It would have made interstellar travel </w:t>
       </w:r>
       <w:r>
         <w:rPr>
@@ -1034,19 +1172,6 @@
           <w:highlight w:val="none"/>
         </w:rPr>
       </w:r>
-    </w:p>
-    <w:p>
-      <w:pPr>
-        <w:pBdr/>
-        <w:spacing/>
-        <w:ind/>
-        <w:rPr>
-          <w:rFonts w:ascii="Calibri" w:hAnsi="Calibri" w:eastAsia="Calibri" w:cs="Calibri"/>
-          <w:sz w:val="24"/>
-          <w:szCs w:val="24"/>
-          <w:highlight w:val="none"/>
-        </w:rPr>
-      </w:pPr>
       <w:r>
         <w:rPr>
           <w:rFonts w:ascii="Calibri" w:hAnsi="Calibri" w:eastAsia="Calibri" w:cs="Calibri"/>
@@ -1054,7 +1179,28 @@
           <w:szCs w:val="24"/>
           <w:highlight w:val="none"/>
         </w:rPr>
-        <w:t xml:space="preserve">-Our entire species is under threat. The more galactic noise we make, the harder this threat looms above us. Things have already been aggravated enough.</w:t>
+      </w:r>
+    </w:p>
+    <w:p>
+      <w:pPr>
+        <w:pBdr/>
+        <w:spacing/>
+        <w:ind/>
+        <w:rPr>
+          <w:rFonts w:ascii="Calibri" w:hAnsi="Calibri" w:eastAsia="Calibri" w:cs="Calibri"/>
+          <w:sz w:val="24"/>
+          <w:szCs w:val="24"/>
+          <w:highlight w:val="none"/>
+        </w:rPr>
+      </w:pPr>
+      <w:r>
+        <w:rPr>
+          <w:rFonts w:ascii="Calibri" w:hAnsi="Calibri" w:eastAsia="Calibri" w:cs="Calibri"/>
+          <w:sz w:val="24"/>
+          <w:szCs w:val="24"/>
+          <w:highlight w:val="none"/>
+        </w:rPr>
+        <w:t xml:space="preserve">-Our entire species is under an yet unknown threat. The more galactic noise we make, the harder this threat looms over us all. Things have already been aggravated enough.</w:t>
       </w:r>
       <w:r>
         <w:rPr>
@@ -1073,19 +1219,6 @@
           <w:highlight w:val="none"/>
         </w:rPr>
       </w:r>
-    </w:p>
-    <w:p>
-      <w:pPr>
-        <w:pBdr/>
-        <w:spacing/>
-        <w:ind/>
-        <w:rPr>
-          <w:rFonts w:ascii="Calibri" w:hAnsi="Calibri" w:eastAsia="Calibri" w:cs="Calibri"/>
-          <w:sz w:val="24"/>
-          <w:szCs w:val="24"/>
-          <w:highlight w:val="none"/>
-        </w:rPr>
-      </w:pPr>
       <w:r>
         <w:rPr>
           <w:rFonts w:ascii="Calibri" w:hAnsi="Calibri" w:eastAsia="Calibri" w:cs="Calibri"/>
@@ -1093,7 +1226,36 @@
           <w:szCs w:val="24"/>
           <w:highlight w:val="none"/>
         </w:rPr>
-        <w:t xml:space="preserve">-Risk what? All you did was just speak in riddles. Threat. Unwanted attention. All very poetic, but what exactly do you think you are preventing here exactly?</w:t>
+      </w:r>
+    </w:p>
+    <w:p>
+      <w:pPr>
+        <w:pBdr/>
+        <w:spacing/>
+        <w:ind/>
+        <w:rPr>
+          <w:rFonts w:ascii="Calibri" w:hAnsi="Calibri" w:eastAsia="Calibri" w:cs="Calibri"/>
+          <w:sz w:val="24"/>
+          <w:szCs w:val="24"/>
+          <w:highlight w:val="none"/>
+        </w:rPr>
+      </w:pPr>
+      <w:r>
+        <w:rPr>
+          <w:rFonts w:ascii="Calibri" w:hAnsi="Calibri" w:eastAsia="Calibri" w:cs="Calibri"/>
+          <w:sz w:val="24"/>
+          <w:szCs w:val="24"/>
+          <w:highlight w:val="none"/>
+        </w:rPr>
+        <w:t xml:space="preserve">-Risk what? All you do is just speak in riddles. Threat. Unwanted attention. All very cryptic terms, but what exactly do you think you are preventing here exactly?</w:t>
+      </w:r>
+      <w:r>
+        <w:rPr>
+          <w:rFonts w:ascii="Calibri" w:hAnsi="Calibri" w:eastAsia="Calibri" w:cs="Calibri"/>
+          <w:sz w:val="24"/>
+          <w:szCs w:val="24"/>
+          <w:highlight w:val="none"/>
+        </w:rPr>
       </w:r>
       <w:r>
         <w:rPr>
@@ -1123,7 +1285,15 @@
           <w:szCs w:val="24"/>
           <w:highlight w:val="none"/>
         </w:rPr>
-        <w:t xml:space="preserve">-An alien invasion. A species far superior to out own. Our organization is working towards overcoming them. But this requires time, and each action the Institute  takes, it makes our whole Empire more visible.</w:t>
+        <w:t xml:space="preserve">-An alien invasion. A species far superior to our own. Our organization is working towards overcoming them. But this requires time, and each action the Institute takes it makes our whole Empire more noticeable.</w:t>
+      </w:r>
+      <w:r>
+        <w:rPr>
+          <w:rFonts w:ascii="Calibri" w:hAnsi="Calibri" w:eastAsia="Calibri" w:cs="Calibri"/>
+          <w:sz w:val="24"/>
+          <w:szCs w:val="24"/>
+          <w:highlight w:val="none"/>
+        </w:rPr>
       </w:r>
       <w:r>
         <w:rPr>
@@ -1163,19 +1333,6 @@
           <w:highlight w:val="none"/>
         </w:rPr>
       </w:r>
-    </w:p>
-    <w:p>
-      <w:pPr>
-        <w:pBdr/>
-        <w:spacing/>
-        <w:ind/>
-        <w:rPr>
-          <w:rFonts w:ascii="Calibri" w:hAnsi="Calibri" w:eastAsia="Calibri" w:cs="Calibri"/>
-          <w:sz w:val="24"/>
-          <w:szCs w:val="24"/>
-          <w:highlight w:val="none"/>
-        </w:rPr>
-      </w:pPr>
       <w:r>
         <w:rPr>
           <w:rFonts w:ascii="Calibri" w:hAnsi="Calibri" w:eastAsia="Calibri" w:cs="Calibri"/>
@@ -1183,7 +1340,36 @@
           <w:szCs w:val="24"/>
           <w:highlight w:val="none"/>
         </w:rPr>
-        <w:t xml:space="preserve">-The Institute will have its role when the time comes. As for our organization, we are on their kill list. They see us as an insurgent shadow group, and for good reason. This station was just one of many sabotages we have hindered them with.</w:t>
+      </w:r>
+    </w:p>
+    <w:p>
+      <w:pPr>
+        <w:pBdr/>
+        <w:spacing/>
+        <w:ind/>
+        <w:rPr>
+          <w:rFonts w:ascii="Calibri" w:hAnsi="Calibri" w:eastAsia="Calibri" w:cs="Calibri"/>
+          <w:sz w:val="24"/>
+          <w:szCs w:val="24"/>
+          <w:highlight w:val="none"/>
+        </w:rPr>
+      </w:pPr>
+      <w:r>
+        <w:rPr>
+          <w:rFonts w:ascii="Calibri" w:hAnsi="Calibri" w:eastAsia="Calibri" w:cs="Calibri"/>
+          <w:sz w:val="24"/>
+          <w:szCs w:val="24"/>
+          <w:highlight w:val="none"/>
+        </w:rPr>
+        <w:t xml:space="preserve">-The Institute will have its role to play when the time comes. As for our organization, we are on their most notorious kill list. They see us as an insurgent shadow group, and for good reason. This station was just one of the many sabotages we have hindered upon them.</w:t>
+      </w:r>
+      <w:r>
+        <w:rPr>
+          <w:rFonts w:ascii="Calibri" w:hAnsi="Calibri" w:eastAsia="Calibri" w:cs="Calibri"/>
+          <w:sz w:val="24"/>
+          <w:szCs w:val="24"/>
+          <w:highlight w:val="none"/>
+        </w:rPr>
       </w:r>
       <w:r>
         <w:rPr>
@@ -1223,19 +1409,6 @@
           <w:highlight w:val="none"/>
         </w:rPr>
       </w:r>
-    </w:p>
-    <w:p>
-      <w:pPr>
-        <w:pBdr/>
-        <w:spacing/>
-        <w:ind/>
-        <w:rPr>
-          <w:rFonts w:ascii="Calibri" w:hAnsi="Calibri" w:eastAsia="Calibri" w:cs="Calibri"/>
-          <w:sz w:val="24"/>
-          <w:szCs w:val="24"/>
-          <w:highlight w:val="none"/>
-        </w:rPr>
-      </w:pPr>
       <w:r>
         <w:rPr>
           <w:rFonts w:ascii="Calibri" w:hAnsi="Calibri" w:eastAsia="Calibri" w:cs="Calibri"/>
@@ -1243,7 +1416,28 @@
           <w:szCs w:val="24"/>
           <w:highlight w:val="none"/>
         </w:rPr>
-        <w:t xml:space="preserve">-He he. This was exactly my first reaction when I was first recruited.</w:t>
+      </w:r>
+    </w:p>
+    <w:p>
+      <w:pPr>
+        <w:pBdr/>
+        <w:spacing/>
+        <w:ind/>
+        <w:rPr>
+          <w:rFonts w:ascii="Calibri" w:hAnsi="Calibri" w:eastAsia="Calibri" w:cs="Calibri"/>
+          <w:sz w:val="24"/>
+          <w:szCs w:val="24"/>
+          <w:highlight w:val="none"/>
+        </w:rPr>
+      </w:pPr>
+      <w:r>
+        <w:rPr>
+          <w:rFonts w:ascii="Calibri" w:hAnsi="Calibri" w:eastAsia="Calibri" w:cs="Calibri"/>
+          <w:sz w:val="24"/>
+          <w:szCs w:val="24"/>
+          <w:highlight w:val="none"/>
+        </w:rPr>
+        <w:t xml:space="preserve">-Heh! This was exactly my first reaction when I was being assimilated here, like you.</w:t>
       </w:r>
       <w:r>
         <w:rPr>
@@ -1270,6 +1464,19 @@
           <w:highlight w:val="none"/>
         </w:rPr>
       </w:r>
+    </w:p>
+    <w:p>
+      <w:pPr>
+        <w:pBdr/>
+        <w:spacing/>
+        <w:ind/>
+        <w:rPr>
+          <w:rFonts w:ascii="Calibri" w:hAnsi="Calibri" w:eastAsia="Calibri" w:cs="Calibri"/>
+          <w:sz w:val="24"/>
+          <w:szCs w:val="24"/>
+          <w:highlight w:val="none"/>
+        </w:rPr>
+      </w:pPr>
       <w:r>
         <w:rPr>
           <w:rFonts w:ascii="Calibri" w:hAnsi="Calibri" w:eastAsia="Calibri" w:cs="Calibri"/>
@@ -1277,6 +1484,7 @@
           <w:szCs w:val="24"/>
           <w:highlight w:val="none"/>
         </w:rPr>
+        <w:t xml:space="preserve">-How ‘amazing’! Who engineered this ‘divine’ plan?</w:t>
       </w:r>
       <w:r>
         <w:rPr>
@@ -1285,28 +1493,6 @@
           <w:szCs w:val="24"/>
           <w:highlight w:val="none"/>
         </w:rPr>
-      </w:r>
-    </w:p>
-    <w:p>
-      <w:pPr>
-        <w:pBdr/>
-        <w:spacing/>
-        <w:ind/>
-        <w:rPr>
-          <w:rFonts w:ascii="Calibri" w:hAnsi="Calibri" w:eastAsia="Calibri" w:cs="Calibri"/>
-          <w:sz w:val="24"/>
-          <w:szCs w:val="24"/>
-          <w:highlight w:val="none"/>
-        </w:rPr>
-      </w:pPr>
-      <w:r>
-        <w:rPr>
-          <w:rFonts w:ascii="Calibri" w:hAnsi="Calibri" w:eastAsia="Calibri" w:cs="Calibri"/>
-          <w:sz w:val="24"/>
-          <w:szCs w:val="24"/>
-          <w:highlight w:val="none"/>
-        </w:rPr>
-        <w:t xml:space="preserve">-How ‘amazing’! Who engineered this ‘divine’ plan?</w:t>
       </w:r>
       <w:r>
         <w:rPr>
@@ -1394,7 +1580,14 @@
         </w:rPr>
         <w:t xml:space="preserve">-Aren’t you guys afraid that this might end bad for all of you?</w:t>
       </w:r>
-      <w:r/>
+      <w:r>
+        <w:rPr>
+          <w:rFonts w:ascii="Calibri" w:hAnsi="Calibri" w:eastAsia="Calibri" w:cs="Calibri"/>
+          <w:sz w:val="24"/>
+          <w:szCs w:val="24"/>
+          <w:highlight w:val="none"/>
+        </w:rPr>
+      </w:r>
       <w:r>
         <w:rPr>
           <w:rFonts w:ascii="Calibri" w:hAnsi="Calibri" w:eastAsia="Calibri" w:cs="Calibri"/>
@@ -1423,7 +1616,7 @@
           <w:szCs w:val="24"/>
           <w:highlight w:val="none"/>
         </w:rPr>
-        <w:t xml:space="preserve">-You are already part of us now!</w:t>
+        <w:t xml:space="preserve">-You are already part of us now, Mr Critton!</w:t>
       </w:r>
       <w:r>
         <w:rPr>
@@ -1432,7 +1625,33 @@
           <w:szCs w:val="24"/>
           <w:highlight w:val="none"/>
         </w:rPr>
-        <w:t xml:space="preserve"> We chose this path to server a greater good, and our actions are already shielding humanity from a far more disastrous fate imaginable.</w:t>
+        <w:t xml:space="preserve"> This path may </w:t>
+      </w:r>
+      <w:r>
+        <w:rPr>
+          <w:rFonts w:ascii="Calibri" w:hAnsi="Calibri" w:eastAsia="Calibri" w:cs="Calibri"/>
+          <w:sz w:val="24"/>
+          <w:szCs w:val="24"/>
+          <w:highlight w:val="none"/>
+        </w:rPr>
+        <w:t xml:space="preserve">unpleasant</w:t>
+      </w:r>
+      <w:r>
+        <w:rPr>
+          <w:rFonts w:ascii="Calibri" w:hAnsi="Calibri" w:eastAsia="Calibri" w:cs="Calibri"/>
+          <w:sz w:val="24"/>
+          <w:szCs w:val="24"/>
+          <w:highlight w:val="none"/>
+        </w:rPr>
+        <w:t xml:space="preserve">, but our silent sacrifices are needed for the greater good of humanity.</w:t>
+      </w:r>
+      <w:r>
+        <w:rPr>
+          <w:rFonts w:ascii="Calibri" w:hAnsi="Calibri" w:eastAsia="Calibri" w:cs="Calibri"/>
+          <w:sz w:val="24"/>
+          <w:szCs w:val="24"/>
+          <w:highlight w:val="none"/>
+        </w:rPr>
       </w:r>
       <w:r>
         <w:rPr>
@@ -1472,6 +1691,14 @@
           <w:highlight w:val="none"/>
         </w:rPr>
       </w:r>
+      <w:r>
+        <w:rPr>
+          <w:rFonts w:ascii="Calibri" w:hAnsi="Calibri" w:eastAsia="Calibri" w:cs="Calibri"/>
+          <w:sz w:val="24"/>
+          <w:szCs w:val="24"/>
+          <w:highlight w:val="none"/>
+        </w:rPr>
+      </w:r>
     </w:p>
     <w:p>
       <w:pPr>
@@ -1501,15 +1728,7 @@
           <w:szCs w:val="24"/>
           <w:highlight w:val="none"/>
         </w:rPr>
-      </w:r>
-      <w:r>
-        <w:rPr>
-          <w:rFonts w:ascii="Calibri" w:hAnsi="Calibri" w:eastAsia="Calibri" w:cs="Calibri"/>
-          <w:sz w:val="24"/>
-          <w:szCs w:val="24"/>
-          <w:highlight w:val="none"/>
-        </w:rPr>
-        <w:t xml:space="preserve">Chitrin</w:t>
+        <w:t xml:space="preserve">Chitrin Combine</w:t>
       </w:r>
       <w:r>
         <w:rPr>
@@ -1519,6 +1738,14 @@
           <w:highlight w:val="none"/>
         </w:rPr>
         <w:t xml:space="preserve">.</w:t>
+      </w:r>
+      <w:r>
+        <w:rPr>
+          <w:rFonts w:ascii="Calibri" w:hAnsi="Calibri" w:eastAsia="Calibri" w:cs="Calibri"/>
+          <w:sz w:val="24"/>
+          <w:szCs w:val="24"/>
+          <w:highlight w:val="none"/>
+        </w:rPr>
       </w:r>
       <w:r>
         <w:rPr>

--- a/[1]Books/Unknown.docx
+++ b/[1]Books/Unknown.docx
@@ -20,7 +20,24 @@
           <w:sz w:val="24"/>
           <w:szCs w:val="24"/>
         </w:rPr>
-        <w:t xml:space="preserve">::[Unknown]::</w:t>
+        <w:t xml:space="preserve">::[</w:t>
+      </w:r>
+      <w:r>
+        <w:rPr>
+          <w:rFonts w:ascii="Calibri" w:hAnsi="Calibri" w:eastAsia="Calibri" w:cs="Calibri"/>
+          <w:sz w:val="24"/>
+          <w:szCs w:val="24"/>
+          <w:highlight w:val="none"/>
+        </w:rPr>
+        <w:t xml:space="preserve">REDACTED</w:t>
+      </w:r>
+      <w:r>
+        <w:rPr>
+          <w:rFonts w:ascii="Calibri" w:hAnsi="Calibri" w:eastAsia="Calibri" w:cs="Calibri"/>
+          <w:sz w:val="24"/>
+          <w:szCs w:val="24"/>
+        </w:rPr>
+        <w:t xml:space="preserve">]::</w:t>
       </w:r>
       <w:r>
         <w:rPr>
@@ -134,7 +151,7 @@
           <w:szCs w:val="24"/>
           <w:highlight w:val="none"/>
         </w:rPr>
-        <w:t xml:space="preserve">-But the pod. It was crashing!</w:t>
+        <w:t xml:space="preserve">-But.. the pod. It was crashing!</w:t>
       </w:r>
       <w:r>
         <w:rPr>
@@ -570,7 +587,7 @@
           <w:szCs w:val="24"/>
           <w:highlight w:val="none"/>
         </w:rPr>
-        <w:t xml:space="preserve">u sent me there to do more than just to observe it. And you surely do not look like an unfortunate freelancer that is in debt to whomever payed me. You are part of this whole operation here, aren’t you!?</w:t>
+        <w:t xml:space="preserve">u sent me there to do more than just to investigate it. And you surely do not look like an unfortunate freelancer that is down on her luck. You are part of this whole operation here, aren’t you!?</w:t>
       </w:r>
       <w:r>
         <w:rPr>
@@ -677,16 +694,7 @@
           <w:szCs w:val="24"/>
           <w:highlight w:val="none"/>
         </w:rPr>
-        <w:t xml:space="preserve">. This is how we protect our mission of shielding humanity’s survival. If any of us ever gets compromised, the rest shall be safe. Despite your investigative nature, I suggest you never try to learn the names of those that came before you. This is for your protection and ours.</w:t>
-      </w:r>
-      <w:r>
-        <w:rPr>
-          <w:rFonts w:ascii="Calibri" w:hAnsi="Calibri" w:eastAsia="Calibri" w:cs="Calibri"/>
-          <w:sz w:val="24"/>
-          <w:szCs w:val="24"/>
-          <w:highlight w:val="none"/>
-        </w:rPr>
-        <w:t xml:space="preserve"> You shall always be closely watched.</w:t>
+        <w:t xml:space="preserve">. This is how we protect our mission of shielding humanity’s survival. If any of us ever gets compromised, the rest shall be safe. Despite your investigative nature, I suggest you never try to learn the names of those that came before you. This is for your protection and ours!</w:t>
       </w:r>
       <w:r/>
     </w:p>
@@ -756,7 +764,7 @@
           <w:szCs w:val="24"/>
           <w:highlight w:val="none"/>
         </w:rPr>
-        <w:t xml:space="preserve">ome of the most talented minds of the Empire contribute to the benefit and enhancement of our way of life. Unfortunately, this thirst for knowledge has attracted an unwanted attention</w:t>
+        <w:t xml:space="preserve">ome of the most talented minds of the Empire contribute to the benefit and enhancement of our collective future. Unfortunately, this thirst for knowledge has attracted an unwanted attention</w:t>
       </w:r>
       <w:r>
         <w:rPr>
@@ -765,7 +773,7 @@
           <w:szCs w:val="24"/>
           <w:highlight w:val="none"/>
         </w:rPr>
-        <w:t xml:space="preserve">. One, that we are afraid we are not </w:t>
+        <w:t xml:space="preserve">. One, that we are afraid, we are not </w:t>
       </w:r>
       <w:r>
         <w:rPr>
@@ -983,7 +991,7 @@
           <w:szCs w:val="24"/>
           <w:highlight w:val="none"/>
         </w:rPr>
-        <w:t xml:space="preserve">-This makes no sense. You were betting that I would succeed getting near the station. But I could have failed tremendously. This plan could have been doomed right from the start. Unless.. I wasn’t the only factor.</w:t>
+        <w:t xml:space="preserve">-This makes no sense. You were betting that I would succeed getting near the station. But I could have failed tremendously. This plan could have been doomed right from the start! Unless.. I wasn’t the only factor.</w:t>
       </w:r>
       <w:r>
         <w:rPr>
@@ -1200,7 +1208,7 @@
           <w:szCs w:val="24"/>
           <w:highlight w:val="none"/>
         </w:rPr>
-        <w:t xml:space="preserve">-Our entire species is under an yet unknown threat. The more galactic noise we make, the harder this threat looms over us all. Things have already been aggravated enough.</w:t>
+        <w:t xml:space="preserve">-Our entire species is under an yet unknown threat. The more galactic noise we make, the harder this threat looms over all of us. Things have already been aggravated enough.</w:t>
       </w:r>
       <w:r>
         <w:rPr>
@@ -1247,7 +1255,7 @@
           <w:szCs w:val="24"/>
           <w:highlight w:val="none"/>
         </w:rPr>
-        <w:t xml:space="preserve">-Risk what? All you do is just speak in riddles. Threat. Unwanted attention. All very cryptic terms, but what exactly do you think you are preventing here exactly?</w:t>
+        <w:t xml:space="preserve">-Risk what? All you do is just speak in riddles. ‘Unknown threat’.. ‘unwanted attention’, all very cryptic terms, but what exactly do you think you are actually preventing here?</w:t>
       </w:r>
       <w:r>
         <w:rPr>
@@ -1361,7 +1369,7 @@
           <w:szCs w:val="24"/>
           <w:highlight w:val="none"/>
         </w:rPr>
-        <w:t xml:space="preserve">-The Institute will have its role to play when the time comes. As for our organization, we are on their most notorious kill list. They see us as an insurgent shadow group, and for good reason. This station was just one of the many sabotages we have hindered upon them.</w:t>
+        <w:t xml:space="preserve">-The Institute will have its role to play when the time comes. As for our organization, we are on their most notorious kill list. They see us as an insurgent shadow group, and for good reason. This incident was just one of the many sabotages we have hindered upon them.</w:t>
       </w:r>
       <w:r>
         <w:rPr>
@@ -1775,7 +1783,302 @@
           <w:szCs w:val="24"/>
           <w:highlight w:val="none"/>
         </w:rPr>
-        <w:t xml:space="preserve">::[End of unknown log]::</w:t>
+        <w:t xml:space="preserve">-And what if I do not want to be `assimilated`</w:t>
+      </w:r>
+      <w:r>
+        <w:rPr>
+          <w:rFonts w:ascii="Calibri" w:hAnsi="Calibri" w:eastAsia="Calibri" w:cs="Calibri"/>
+          <w:sz w:val="24"/>
+          <w:szCs w:val="24"/>
+          <w:highlight w:val="none"/>
+        </w:rPr>
+        <w:t xml:space="preserve">!?</w:t>
+      </w:r>
+      <w:r>
+        <w:rPr>
+          <w:rFonts w:ascii="Calibri" w:hAnsi="Calibri" w:eastAsia="Calibri" w:cs="Calibri"/>
+          <w:sz w:val="24"/>
+          <w:szCs w:val="24"/>
+          <w:highlight w:val="none"/>
+        </w:rPr>
+      </w:r>
+    </w:p>
+    <w:p>
+      <w:pPr>
+        <w:pBdr/>
+        <w:spacing/>
+        <w:ind/>
+        <w:rPr>
+          <w:rFonts w:ascii="Calibri" w:hAnsi="Calibri" w:eastAsia="Calibri" w:cs="Calibri"/>
+          <w:sz w:val="24"/>
+          <w:szCs w:val="24"/>
+          <w:highlight w:val="none"/>
+        </w:rPr>
+      </w:pPr>
+      <w:r>
+        <w:rPr>
+          <w:rFonts w:ascii="Calibri" w:hAnsi="Calibri" w:eastAsia="Calibri" w:cs="Calibri"/>
+          <w:sz w:val="24"/>
+          <w:szCs w:val="24"/>
+          <w:highlight w:val="none"/>
+        </w:rPr>
+        <w:t xml:space="preserve">-You are an intelligent man and </w:t>
+      </w:r>
+      <w:r>
+        <w:rPr>
+          <w:rFonts w:ascii="Calibri" w:hAnsi="Calibri" w:eastAsia="Calibri" w:cs="Calibri"/>
+          <w:sz w:val="24"/>
+          <w:szCs w:val="24"/>
+          <w:highlight w:val="none"/>
+        </w:rPr>
+        <w:t xml:space="preserve">your talents weren’t chosen at random</w:t>
+      </w:r>
+      <w:r>
+        <w:rPr>
+          <w:rFonts w:ascii="Calibri" w:hAnsi="Calibri" w:eastAsia="Calibri" w:cs="Calibri"/>
+          <w:sz w:val="24"/>
+          <w:szCs w:val="24"/>
+          <w:highlight w:val="none"/>
+        </w:rPr>
+        <w:t xml:space="preserve">. You do not need me to answer that.</w:t>
+      </w:r>
+      <w:r>
+        <w:rPr>
+          <w:rFonts w:ascii="Calibri" w:hAnsi="Calibri" w:eastAsia="Calibri" w:cs="Calibri"/>
+          <w:sz w:val="24"/>
+          <w:szCs w:val="24"/>
+          <w:highlight w:val="none"/>
+        </w:rPr>
+        <w:t xml:space="preserve"> </w:t>
+      </w:r>
+      <w:r>
+        <w:rPr>
+          <w:rFonts w:ascii="Calibri" w:hAnsi="Calibri" w:eastAsia="Calibri" w:cs="Calibri"/>
+          <w:sz w:val="24"/>
+          <w:szCs w:val="24"/>
+          <w:highlight w:val="none"/>
+        </w:rPr>
+        <w:t xml:space="preserve">However, this life does come with its fair share of benefits. And to sweeten the deal, we can provide you with valuable information regarding a personal matter.</w:t>
+      </w:r>
+      <w:r>
+        <w:rPr>
+          <w:rFonts w:ascii="Calibri" w:hAnsi="Calibri" w:eastAsia="Calibri" w:cs="Calibri"/>
+          <w:sz w:val="24"/>
+          <w:szCs w:val="24"/>
+          <w:highlight w:val="none"/>
+        </w:rPr>
+      </w:r>
+    </w:p>
+    <w:p>
+      <w:pPr>
+        <w:pBdr/>
+        <w:spacing/>
+        <w:ind/>
+        <w:rPr>
+          <w:rFonts w:ascii="Calibri" w:hAnsi="Calibri" w:eastAsia="Calibri" w:cs="Calibri"/>
+          <w:sz w:val="24"/>
+          <w:szCs w:val="24"/>
+          <w:highlight w:val="none"/>
+        </w:rPr>
+      </w:pPr>
+      <w:r>
+        <w:rPr>
+          <w:rFonts w:ascii="Calibri" w:hAnsi="Calibri" w:eastAsia="Calibri" w:cs="Calibri"/>
+          <w:sz w:val="24"/>
+          <w:szCs w:val="24"/>
+          <w:highlight w:val="none"/>
+        </w:rPr>
+        <w:t xml:space="preserve">-What could you possibly offer me?</w:t>
+      </w:r>
+      <w:r>
+        <w:rPr>
+          <w:rFonts w:ascii="Calibri" w:hAnsi="Calibri" w:eastAsia="Calibri" w:cs="Calibri"/>
+          <w:sz w:val="24"/>
+          <w:szCs w:val="24"/>
+          <w:highlight w:val="none"/>
+        </w:rPr>
+      </w:r>
+    </w:p>
+    <w:p>
+      <w:pPr>
+        <w:pBdr/>
+        <w:spacing/>
+        <w:ind/>
+        <w:rPr>
+          <w:rFonts w:ascii="Calibri" w:hAnsi="Calibri" w:eastAsia="Calibri" w:cs="Calibri"/>
+          <w:sz w:val="24"/>
+          <w:szCs w:val="24"/>
+          <w:highlight w:val="none"/>
+        </w:rPr>
+      </w:pPr>
+      <w:r>
+        <w:rPr>
+          <w:rFonts w:ascii="Calibri" w:hAnsi="Calibri" w:eastAsia="Calibri" w:cs="Calibri"/>
+          <w:sz w:val="24"/>
+          <w:szCs w:val="24"/>
+          <w:highlight w:val="none"/>
+        </w:rPr>
+        <w:t xml:space="preserve">-A lead about the death of your brother. Back when you were both on the mining colonies.</w:t>
+      </w:r>
+      <w:r>
+        <w:rPr>
+          <w:rFonts w:ascii="Calibri" w:hAnsi="Calibri" w:eastAsia="Calibri" w:cs="Calibri"/>
+          <w:sz w:val="24"/>
+          <w:szCs w:val="24"/>
+          <w:highlight w:val="none"/>
+        </w:rPr>
+      </w:r>
+      <w:r>
+        <w:rPr>
+          <w:rFonts w:ascii="Calibri" w:hAnsi="Calibri" w:eastAsia="Calibri" w:cs="Calibri"/>
+          <w:sz w:val="24"/>
+          <w:szCs w:val="24"/>
+          <w:highlight w:val="none"/>
+        </w:rPr>
+      </w:r>
+    </w:p>
+    <w:p>
+      <w:pPr>
+        <w:pBdr/>
+        <w:spacing/>
+        <w:ind/>
+        <w:rPr>
+          <w:rFonts w:ascii="Calibri" w:hAnsi="Calibri" w:eastAsia="Calibri" w:cs="Calibri"/>
+          <w:sz w:val="24"/>
+          <w:szCs w:val="24"/>
+          <w:highlight w:val="none"/>
+        </w:rPr>
+      </w:pPr>
+      <w:r>
+        <w:rPr>
+          <w:rFonts w:ascii="Calibri" w:hAnsi="Calibri" w:eastAsia="Calibri" w:cs="Calibri"/>
+          <w:sz w:val="24"/>
+          <w:szCs w:val="24"/>
+          <w:highlight w:val="none"/>
+        </w:rPr>
+        <w:t xml:space="preserve">-You better not be lying about this!</w:t>
+      </w:r>
+      <w:r>
+        <w:rPr>
+          <w:rFonts w:ascii="Calibri" w:hAnsi="Calibri" w:eastAsia="Calibri" w:cs="Calibri"/>
+          <w:sz w:val="24"/>
+          <w:szCs w:val="24"/>
+          <w:highlight w:val="none"/>
+        </w:rPr>
+      </w:r>
+    </w:p>
+    <w:p>
+      <w:pPr>
+        <w:pBdr/>
+        <w:spacing/>
+        <w:ind/>
+        <w:rPr>
+          <w:rFonts w:ascii="Calibri" w:hAnsi="Calibri" w:eastAsia="Calibri" w:cs="Calibri"/>
+          <w:sz w:val="24"/>
+          <w:szCs w:val="24"/>
+          <w:highlight w:val="none"/>
+        </w:rPr>
+      </w:pPr>
+      <w:r>
+        <w:rPr>
+          <w:rFonts w:ascii="Calibri" w:hAnsi="Calibri" w:eastAsia="Calibri" w:cs="Calibri"/>
+          <w:sz w:val="24"/>
+          <w:szCs w:val="24"/>
+          <w:highlight w:val="none"/>
+        </w:rPr>
+        <w:t xml:space="preserve">-Believe me, I do not make promises I can’t keep.</w:t>
+      </w:r>
+      <w:r>
+        <w:rPr>
+          <w:rFonts w:ascii="Calibri" w:hAnsi="Calibri" w:eastAsia="Calibri" w:cs="Calibri"/>
+          <w:sz w:val="24"/>
+          <w:szCs w:val="24"/>
+          <w:highlight w:val="none"/>
+        </w:rPr>
+      </w:r>
+    </w:p>
+    <w:p>
+      <w:pPr>
+        <w:pBdr/>
+        <w:spacing/>
+        <w:ind/>
+        <w:rPr>
+          <w:rFonts w:ascii="Calibri" w:hAnsi="Calibri" w:eastAsia="Calibri" w:cs="Calibri"/>
+          <w:sz w:val="24"/>
+          <w:szCs w:val="24"/>
+          <w:highlight w:val="none"/>
+        </w:rPr>
+      </w:pPr>
+      <w:r>
+        <w:rPr>
+          <w:rFonts w:ascii="Calibri" w:hAnsi="Calibri" w:eastAsia="Calibri" w:cs="Calibri"/>
+          <w:sz w:val="24"/>
+          <w:szCs w:val="24"/>
+          <w:highlight w:val="none"/>
+        </w:rPr>
+        <w:t xml:space="preserve">-I’m in!</w:t>
+      </w:r>
+      <w:r>
+        <w:rPr>
+          <w:rFonts w:ascii="Calibri" w:hAnsi="Calibri" w:eastAsia="Calibri" w:cs="Calibri"/>
+          <w:sz w:val="24"/>
+          <w:szCs w:val="24"/>
+          <w:highlight w:val="none"/>
+        </w:rPr>
+      </w:r>
+      <w:r>
+        <w:rPr>
+          <w:rFonts w:ascii="Calibri" w:hAnsi="Calibri" w:eastAsia="Calibri" w:cs="Calibri"/>
+          <w:sz w:val="24"/>
+          <w:szCs w:val="24"/>
+          <w:highlight w:val="none"/>
+        </w:rPr>
+      </w:r>
+      <w:r>
+        <w:rPr>
+          <w:rFonts w:ascii="Calibri" w:hAnsi="Calibri" w:eastAsia="Calibri" w:cs="Calibri"/>
+          <w:sz w:val="24"/>
+          <w:szCs w:val="24"/>
+          <w:highlight w:val="none"/>
+        </w:rPr>
+      </w:r>
+      <w:r>
+        <w:rPr>
+          <w:rFonts w:ascii="Calibri" w:hAnsi="Calibri" w:eastAsia="Calibri" w:cs="Calibri"/>
+          <w:sz w:val="24"/>
+          <w:szCs w:val="24"/>
+          <w:highlight w:val="none"/>
+        </w:rPr>
+      </w:r>
+      <w:r>
+        <w:rPr>
+          <w:rFonts w:ascii="Calibri" w:hAnsi="Calibri" w:eastAsia="Calibri" w:cs="Calibri"/>
+          <w:sz w:val="24"/>
+          <w:szCs w:val="24"/>
+          <w:highlight w:val="none"/>
+        </w:rPr>
+      </w:r>
+    </w:p>
+    <w:p>
+      <w:pPr>
+        <w:pBdr/>
+        <w:spacing/>
+        <w:ind/>
+        <w:rPr>
+          <w:rFonts w:ascii="Calibri" w:hAnsi="Calibri" w:eastAsia="Calibri" w:cs="Calibri"/>
+          <w:sz w:val="24"/>
+          <w:szCs w:val="24"/>
+          <w:highlight w:val="none"/>
+        </w:rPr>
+      </w:pPr>
+      <w:r>
+        <w:rPr>
+          <w:rFonts w:ascii="Calibri" w:hAnsi="Calibri" w:eastAsia="Calibri" w:cs="Calibri"/>
+          <w:sz w:val="24"/>
+          <w:szCs w:val="24"/>
+          <w:highlight w:val="none"/>
+        </w:rPr>
+        <w:t xml:space="preserve">::[End of REDACTED log]::</w:t>
       </w:r>
       <w:r>
         <w:rPr>
